--- a/2 am/cours 4/fiche.docx
+++ b/2 am/cours 4/fiche.docx
@@ -410,7 +410,7 @@
       <w:r>
         <w:rPr>
           <w:noProof/>
-          <w:lang w:eastAsia="fr-FR"/>
+          <w:lang w:val="en-US"/>
         </w:rPr>
         <mc:AlternateContent>
           <mc:Choice Requires="wps">
@@ -452,7 +452,6 @@
                             <w:pPr>
                               <w:jc w:val="center"/>
                               <w:rPr>
-                                <w:rFonts w:hint="cs"/>
                                 <w:b/>
                                 <w:bCs/>
                                 <w:color w:val="FF0000"/>
@@ -2113,7 +2112,7 @@
         <w:tc>
           <w:tcPr>
             <w:tcW w:w="6116" w:type="dxa"/>
-            <w:shd w:val="clear" w:color="auto" w:fill="FFF2CC" w:themeFill="accent4" w:themeFillTint="33"/>
+            <w:shd w:val="clear" w:color="auto" w:fill="DEEAF6" w:themeFill="accent1" w:themeFillTint="33"/>
             <w:vAlign w:val="center"/>
           </w:tcPr>
           <w:p>
@@ -2646,7 +2645,7 @@
         <w:tc>
           <w:tcPr>
             <w:tcW w:w="6116" w:type="dxa"/>
-            <w:shd w:val="clear" w:color="auto" w:fill="FFF2CC" w:themeFill="accent4" w:themeFillTint="33"/>
+            <w:shd w:val="clear" w:color="auto" w:fill="DEEAF6" w:themeFill="accent1" w:themeFillTint="33"/>
           </w:tcPr>
           <w:p>
             <w:pPr>
@@ -2696,6 +2695,8 @@
               </w:rPr>
               <w:t>متـــابعة إجـابـات المتعلّمين وتصويبهــــا</w:t>
             </w:r>
+            <w:bookmarkStart w:id="0" w:name="_GoBack"/>
+            <w:bookmarkEnd w:id="0"/>
           </w:p>
         </w:tc>
         <w:tc>
@@ -3201,7 +3202,7 @@
       <w:r>
         <w:rPr>
           <w:noProof/>
-          <w:lang w:eastAsia="fr-FR"/>
+          <w:lang w:val="en-US"/>
         </w:rPr>
         <w:lastRenderedPageBreak/>
         <mc:AlternateContent>
@@ -3332,24 +3333,8 @@
                                 <w:rtl/>
                                 <w:lang w:bidi="ar-DZ"/>
                               </w:rPr>
-                              <w:t xml:space="preserve"> </w:t>
+                              <w:t xml:space="preserve"> 04</w:t>
                             </w:r>
-                            <w:r>
-                              <w:rPr>
-                                <w:rFonts w:asciiTheme="majorBidi" w:hAnsiTheme="majorBidi" w:cstheme="majorBidi" w:hint="cs"/>
-                                <w:b/>
-                                <w:bCs/>
-                                <w:color w:val="CC0000"/>
-                                <w:sz w:val="32"/>
-                                <w:szCs w:val="32"/>
-                                <w:u w:val="single"/>
-                                <w:rtl/>
-                                <w:lang w:bidi="ar-DZ"/>
-                              </w:rPr>
-                              <w:t>04</w:t>
-                            </w:r>
-                            <w:bookmarkStart w:id="0" w:name="_GoBack"/>
-                            <w:bookmarkEnd w:id="0"/>
                             <w:r>
                               <w:rPr>
                                 <w:rFonts w:asciiTheme="majorBidi" w:hAnsiTheme="majorBidi" w:cstheme="majorBidi" w:hint="cs"/>
@@ -5021,40 +5006,7 @@
                 <w:rtl/>
                 <w:lang w:bidi="ar-DZ"/>
               </w:rPr>
-              <w:t xml:space="preserve"> الجدول الأول وجد طريقة تسمح بدمج </w:t>
-            </w:r>
-            <w:r>
-              <w:rPr>
-                <w:rFonts w:asciiTheme="majorBidi" w:hAnsiTheme="majorBidi" w:cstheme="majorBidi" w:hint="cs"/>
-                <w:color w:val="000000"/>
-                <w:sz w:val="28"/>
-                <w:szCs w:val="28"/>
-                <w:rtl/>
-                <w:lang w:bidi="ar-DZ"/>
-              </w:rPr>
-              <w:t>خليتين</w:t>
-            </w:r>
-            <w:r>
-              <w:rPr>
-                <w:rFonts w:asciiTheme="majorBidi" w:hAnsiTheme="majorBidi" w:cstheme="majorBidi" w:hint="cs"/>
-                <w:color w:val="000000"/>
-                <w:sz w:val="28"/>
-                <w:szCs w:val="28"/>
-                <w:rtl/>
-                <w:lang w:bidi="ar-DZ"/>
-              </w:rPr>
-              <w:t xml:space="preserve"> السطر الأول</w:t>
-            </w:r>
-            <w:r>
-              <w:rPr>
-                <w:rFonts w:asciiTheme="majorBidi" w:hAnsiTheme="majorBidi" w:cstheme="majorBidi" w:hint="cs"/>
-                <w:color w:val="000000"/>
-                <w:sz w:val="28"/>
-                <w:szCs w:val="28"/>
-                <w:rtl/>
-                <w:lang w:bidi="ar-DZ"/>
-              </w:rPr>
-              <w:t xml:space="preserve"> إلى خلية واحدة.</w:t>
+              <w:t xml:space="preserve"> الجدول الأول وجد طريقة تسمح بدمج خليتين السطر الأول إلى خلية واحدة.</w:t>
             </w:r>
           </w:p>
         </w:tc>
@@ -5175,57 +5127,7 @@
                 <w:rtl/>
                 <w:lang w:bidi="ar-DZ"/>
               </w:rPr>
-              <w:t xml:space="preserve">ما </w:t>
-            </w:r>
-            <w:r>
-              <w:rPr>
-                <w:rFonts w:hint="cs"/>
-                <w:sz w:val="28"/>
-                <w:szCs w:val="28"/>
-                <w:rtl/>
-                <w:lang w:bidi="ar-DZ"/>
-              </w:rPr>
-              <w:t>الذي حصل للخلية الأولى</w:t>
-            </w:r>
-            <w:r>
-              <w:rPr>
-                <w:rFonts w:hint="cs"/>
-                <w:sz w:val="28"/>
-                <w:szCs w:val="28"/>
-                <w:rtl/>
-                <w:lang w:bidi="ar-DZ"/>
-              </w:rPr>
-              <w:t xml:space="preserve"> في السطر </w:t>
-            </w:r>
-            <w:r>
-              <w:rPr>
-                <w:rFonts w:hint="cs"/>
-                <w:sz w:val="28"/>
-                <w:szCs w:val="28"/>
-                <w:rtl/>
-                <w:lang w:bidi="ar-DZ"/>
-              </w:rPr>
-              <w:t>الأخير</w:t>
-            </w:r>
-            <w:r>
-              <w:rPr>
-                <w:rFonts w:hint="cs"/>
-                <w:sz w:val="28"/>
-                <w:szCs w:val="28"/>
-                <w:rtl/>
-                <w:lang w:bidi="ar-DZ"/>
-              </w:rPr>
-              <w:t xml:space="preserve"> حتي </w:t>
-            </w:r>
-            <w:r>
-              <w:rPr>
-                <w:rFonts w:hint="cs"/>
-                <w:sz w:val="28"/>
-                <w:szCs w:val="28"/>
-                <w:rtl/>
-                <w:lang w:bidi="ar-DZ"/>
-              </w:rPr>
-              <w:t xml:space="preserve">أصبحت </w:t>
+              <w:t xml:space="preserve">ما الذي حصل للخلية الأولى في السطر الأخير حتي أصبحت </w:t>
             </w:r>
             <w:proofErr w:type="gramStart"/>
             <w:r>
@@ -5236,17 +5138,7 @@
                 <w:rtl/>
                 <w:lang w:bidi="ar-DZ"/>
               </w:rPr>
-              <w:t>خليتين</w:t>
-            </w:r>
-            <w:r>
-              <w:rPr>
-                <w:rFonts w:hint="cs"/>
-                <w:sz w:val="28"/>
-                <w:szCs w:val="28"/>
-                <w:rtl/>
-                <w:lang w:bidi="ar-DZ"/>
-              </w:rPr>
-              <w:t xml:space="preserve"> ؟</w:t>
+              <w:t>خليتين ؟</w:t>
             </w:r>
             <w:proofErr w:type="gramEnd"/>
           </w:p>
@@ -5627,7 +5519,7 @@
       <w:r>
         <w:rPr>
           <w:noProof/>
-          <w:lang w:eastAsia="fr-FR"/>
+          <w:lang w:val="en-US"/>
         </w:rPr>
         <w:lastRenderedPageBreak/>
         <mc:AlternateContent>
@@ -7313,7 +7205,7 @@
         <w:r>
           <w:rPr>
             <w:noProof/>
-            <w:lang w:eastAsia="fr-FR"/>
+            <w:lang w:val="en-US"/>
           </w:rPr>
           <mc:AlternateContent>
             <mc:Choice Requires="wpg">
@@ -7450,7 +7342,7 @@
                                   <w:rPr>
                                     <w:noProof/>
                                   </w:rPr>
-                                  <w:t>3</w:t>
+                                  <w:t>1</w:t>
                                 </w:r>
                                 <w:r>
                                   <w:fldChar w:fldCharType="end"/>
@@ -7500,7 +7392,7 @@
                             <w:rPr>
                               <w:noProof/>
                             </w:rPr>
-                            <w:t>3</w:t>
+                            <w:t>1</w:t>
                           </w:r>
                           <w:r>
                             <w:fldChar w:fldCharType="end"/>
@@ -9469,7 +9361,7 @@
 </file>
 
 <file path=customXml/itemProps1.xml><?xml version="1.0" encoding="utf-8"?>
-<ds:datastoreItem xmlns:ds="http://schemas.openxmlformats.org/officeDocument/2006/customXml" ds:itemID="{7517D313-86C0-43A2-A712-87FFF3967D4F}">
+<ds:datastoreItem xmlns:ds="http://schemas.openxmlformats.org/officeDocument/2006/customXml" ds:itemID="{A2A748EB-B5F9-4616-A7E8-0A75543FD95C}">
   <ds:schemaRefs>
     <ds:schemaRef ds:uri="http://schemas.openxmlformats.org/officeDocument/2006/bibliography"/>
   </ds:schemaRefs>
